--- a/companies/calderwood-partners/Engagements/Garza, Leblanc and Porter/Meeting Minutes 2019-09-30 - Garza, Leblanc and Porter.docx
+++ b/companies/calderwood-partners/Engagements/Garza, Leblanc and Porter/Meeting Minutes 2019-09-30 - Garza, Leblanc and Porter.docx
@@ -3,8 +3,16 @@
 <w:document xmlns:wpc="http://schemas.microsoft.com/office/word/2010/wordprocessingCanvas" xmlns:mo="http://schemas.microsoft.com/office/mac/office/2008/main" xmlns:mc="http://schemas.openxmlformats.org/markup-compatibility/2006" xmlns:mv="urn:schemas-microsoft-com:mac:vml" xmlns:o="urn:schemas-microsoft-com:office:office" xmlns:r="http://schemas.openxmlformats.org/officeDocument/2006/relationships" xmlns:m="http://schemas.openxmlformats.org/officeDocument/2006/math" xmlns:v="urn:schemas-microsoft-com:vml" xmlns:wp14="http://schemas.microsoft.com/office/word/2010/wordprocessingDrawing" xmlns:wp="http://schemas.openxmlformats.org/drawingml/2006/wordprocessingDrawing" xmlns:w10="urn:schemas-microsoft-com:office:word" xmlns:w="http://schemas.openxmlformats.org/wordprocessingml/2006/main" xmlns:w14="http://schemas.microsoft.com/office/word/2010/wordml" xmlns:wpg="http://schemas.microsoft.com/office/word/2010/wordprocessingGroup" xmlns:wpi="http://schemas.microsoft.com/office/word/2010/wordprocessingInk" xmlns:wne="http://schemas.microsoft.com/office/word/2006/wordml" xmlns:wps="http://schemas.microsoft.com/office/word/2010/wordprocessingShape" mc:Ignorable="w14 wp14">
   <w:body>
     <w:p>
+      <w:pPr>
+        <w:pStyle w:val="Heading1"/>
+      </w:pPr>
       <w:r>
-        <w:t>Notes from the working session on the portfolio strategy for Garza, Leblanc and Porter, at the client's offices. Recorded by Melissa Casey.</w:t>
+        <w:t>Minutes of the Working Session: Portfolio Strategy for Garza, Leblanc and Porter</w:t>
+      </w:r>
+    </w:p>
+    <w:p>
+      <w:r>
+        <w:t>These minutes set down what was reviewed and agreed at the working session on the portfolio strategy work for Garza, Leblanc and Porter, held to take stock now that the comparison across the portfolio has been closed and to agree how the remaining weeks are spent; as before, any attendee who reads a point otherwise should raise it within the week so that we correct the record together.</w:t>
       </w:r>
     </w:p>
     <w:p>
@@ -12,7 +20,7 @@
         <w:pStyle w:val="Heading2"/>
       </w:pPr>
       <w:r>
-        <w:t>Present</w:t>
+        <w:t>In attendance</w:t>
       </w:r>
     </w:p>
     <w:p>
@@ -20,7 +28,7 @@
         <w:pStyle w:val="ListBullet"/>
       </w:pPr>
       <w:r>
-        <w:t>Melissa Casey, Research Associate</w:t>
+        <w:t>Steven Hunt, Research Associate, Calderwood Partners</w:t>
       </w:r>
     </w:p>
     <w:p>
@@ -28,7 +36,7 @@
         <w:pStyle w:val="ListBullet"/>
       </w:pPr>
       <w:r>
-        <w:t>Steven Hunt, Research Associate</w:t>
+        <w:t>Melissa Casey, Research Associate, Calderwood Partners</w:t>
       </w:r>
     </w:p>
     <w:p>
@@ -44,42 +52,27 @@
         <w:pStyle w:val="Heading2"/>
       </w:pPr>
       <w:r>
-        <w:t>Discussion</w:t>
+        <w:t>Summary of discussion</w:t>
       </w:r>
     </w:p>
     <w:p>
       <w:r>
-        <w:t>This session was about choosing among the portfolio options, not building them. The map of the businesses has held up through testing, and the purpose today was to put the choices in front of Barbara Ward and walk the trade-offs before we commit to a single recommendation.</w:t>
+        <w:t>We began with the state of the completed comparison, and Steven Hunt took the group through how the portfolio now sorts once the cost-allocation schedules from the client are folded in, noting that the picture held broadly to the earlier read while sharpening it in the two places we had flagged as uncertain; we agreed that the two largest businesses now sit where the reconciled figures put them rather than where the earlier estimates had, and that the profiles should say as much plainly.</w:t>
       </w:r>
     </w:p>
     <w:p>
       <w:r>
-        <w:t>Steven Hunt presented the portfolio map. Two businesses fall in the invest quadrant, with a strong position in markets that are still growing; two sit in hold, sound enough but in markets that are flat; and one lands in the fix-or-exit corner, a weak position in a market that is not helping it. He noted that the placement does not change when we set aside the last twelve months for a more normal year, which gives us some confidence the map is not resting on an unusual period.</w:t>
+        <w:t>On method we held to the same discipline as before, keeping what the reconciled figures now show apart from what remains an estimate and marking each accordingly, since the value of the comparison to the client rests on their being able to rerun it after we have gone; Steven Hunt confirmed that every line in the closed comparison traces to a source in the engagement file, which is the condition we had set for treating it as settled.</w:t>
       </w:r>
     </w:p>
     <w:p>
       <w:r>
-        <w:t>We spent most of the hour on the two hold businesses, because they are the ones where reasonable people could disagree. Both earn their keep today, but one competes in a market that comparable companies are quietly leaving, and the question is whether hold there really means hold and watch. Steven Hunt's view was that it does, provided the group sets a marker now for what would move that unit into the fix-or-exit column later. I noted where the outside references support that reading and where they are still too thin to lean on.</w:t>
+        <w:t>We then worked through the options for the portfolio that the analysis supports, and rather than settle on one we set out the handful of criteria against which the client's leadership will weigh them, so that the choice reaches them as a set of reasoned alternatives and not as a single answer handed down; Barbara Ward was clear that her leadership would expect to see the reasoning behind each option, and we agreed that the reasoning would travel with the options rather than be held back for the recommendation.</w:t>
       </w:r>
     </w:p>
     <w:p>
       <w:r>
-        <w:t>I confirmed that every business on the map traces to both an inside figure and an outside comparable, and that the reference base for the smallest unit, thin at the last session, is now wide enough to rely on. There are no open benchmark items on our side.</w:t>
-      </w:r>
-    </w:p>
-    <w:p>
-      <w:r>
-        <w:t>On the fix-or-exit unit, I laid out the outside comparables once more, so that the group could see the judgment is not ours alone. Comparable companies in that market carry both thinner margins and slower growth than the group's other businesses, and several have narrowed or left the line over the last few years. That is the reference base behind placing the unit in that corner, and I marked the two references I would treat as the weakest of the set.</w:t>
-      </w:r>
-    </w:p>
-    <w:p>
-      <w:r>
-        <w:t>Barbara Ward's read was that the board will move on the two invest businesses without much argument, but will not accept a recommendation to exit the weakest unit without a clearer account of what leaving it in place would cost the group over the next few years. She asked us to develop that before we recommend, and was comfortable treating the two hold businesses as steady for now.</w:t>
-      </w:r>
-    </w:p>
-    <w:p>
-      <w:r>
-        <w:t>Before we closed, we settled the shape of the final readout. Barbara Ward preferred a short recommendation for the board, with the full portfolio map and the benchmark detail behind it as an appendix, so that the reasoning is on hand without crowding the decision. We will build the final material to that shape.</w:t>
+        <w:t>Before closing we reviewed what remains, and I set out the state of the exhibits, which are largely built but not yet through a final check for sourcing and labels; we agreed that nothing would go in front of the client's leadership as settled until the underlying figures had been through both our review and the client's, and Barbara Ward undertook to line up the finance owners for that review in the coming weeks.</w:t>
       </w:r>
     </w:p>
     <w:p>
@@ -87,7 +80,7 @@
         <w:pStyle w:val="Heading2"/>
       </w:pPr>
       <w:r>
-        <w:t>Actions</w:t>
+        <w:t>Actions carried forward</w:t>
       </w:r>
     </w:p>
     <w:p>
@@ -95,7 +88,7 @@
         <w:pStyle w:val="ListBullet"/>
       </w:pPr>
       <w:r>
-        <w:t>Steven Hunt: cost the case for leaving the weakest unit in place over the next few years, as the counterweight to an exit recommendation. Before the final session.</w:t>
+        <w:t>Steven Hunt to finalize the portfolio sort and confirm each figure against its source in the engagement file.</w:t>
       </w:r>
     </w:p>
     <w:p>
@@ -103,7 +96,7 @@
         <w:pStyle w:val="ListBullet"/>
       </w:pPr>
       <w:r>
-        <w:t>Melissa Casey: assemble the final exhibit pack and confirm every business ties to both an inside figure and an outside comparable. Before the final session.</w:t>
+        <w:t>Melissa Casey to complete the final sourcing and labeling check on the exhibits before any of them are shown.</w:t>
       </w:r>
     </w:p>
     <w:p>
@@ -111,7 +104,7 @@
         <w:pStyle w:val="ListBullet"/>
       </w:pPr>
       <w:r>
-        <w:t>Steven Hunt: firm up the recommendation on the two invest businesses so that it can be put to the board at the right level. Before the final session.</w:t>
+        <w:t>Barbara Ward to line up the client's finance owners to review the reconciled figures.</w:t>
       </w:r>
     </w:p>
     <w:p>
@@ -119,7 +112,12 @@
         <w:pStyle w:val="ListBullet"/>
       </w:pPr>
       <w:r>
-        <w:t>Barbara Ward: confirm the board's appetite for an exit so that the recommendation on the weakest unit is pitched realistically. Within two weeks.</w:t>
+        <w:t>The team to prepare the portfolio options and their reasoning for the client leadership's review at the next session, ahead of any recommendation.</w:t>
+      </w:r>
+    </w:p>
+    <w:p>
+      <w:r>
+        <w:t>We will reconvene once the exhibits have cleared their final check and the client's review of the figures is arranged, and I will circulate these minutes to the group today; unless a correction reaches me within the week, they stand as the record of the session.</w:t>
       </w:r>
     </w:p>
     <w:sectPr>
